--- a/landing-page/program-detail/girne-american-university/executive-mba/12-emba-in-engineering-management.docx
+++ b/landing-page/program-detail/girne-american-university/executive-mba/12-emba-in-engineering-management.docx
@@ -336,7 +336,7 @@
     </w:p>
     <w:p>
       <w:r>
-        <w:t>Engineering careers advance on technical excellence until, suddenly, they advance on everything else: commercial judgment, people leadership, and the ability to defend an investment case. This Executive MBA is built for that transition. The executive core covers strategy, finance, human capital, and operations, then the specialization gets specific with Engineering Management and Engineering Optimisation and Technology Management, before the degree closes with a graduate research project.</w:t>
+        <w:t>Engineering careers advance on technical excellence until, suddenly, they advance on everything else: commercial judgment, people leadership, and the ability to defend an investment case. This Executive MBA is built for that transition. The executive core covers strategy, finance, human capital, and operations, then the specialisation gets specific with Engineering Management and Engineering Optimisation and Technology Management, before the degree closes with a graduate research project.</w:t>
       </w:r>
     </w:p>
     <w:p>
@@ -370,7 +370,7 @@
         <w:rPr>
           <w:b/>
         </w:rPr>
-        <w:t>Named specialization modules with optimisation in their title</w:t>
+        <w:t>Named specialisation modules with optimisation in their title</w:t>
       </w:r>
     </w:p>
     <w:p>
@@ -454,7 +454,7 @@
         <w:pStyle w:val="ListNumber"/>
       </w:pPr>
       <w:r>
-        <w:t>Lead engineering organizations with commercial command, not only technical authority</w:t>
+        <w:t>Lead engineering organisations with commercial command, not only technical authority</w:t>
       </w:r>
     </w:p>
     <w:p>
@@ -616,7 +616,7 @@
     </w:p>
     <w:p>
       <w:r>
-        <w:t>Three movements: the executive core, the engineering management specialization, and the graduate research project.</w:t>
+        <w:t>Three movements: the executive core, the engineering management specialisation, and the graduate research project.</w:t>
       </w:r>
     </w:p>
     <w:p>
@@ -658,7 +658,7 @@
         <w:spacing w:before="200"/>
       </w:pPr>
       <w:r>
-        <w:t>Stage 2 · Engineering management specialization</w:t>
+        <w:t>Stage 2 · Engineering management specialisation</w:t>
       </w:r>
     </w:p>
     <w:p>
@@ -927,7 +927,7 @@
     </w:p>
     <w:p>
       <w:r>
-        <w:t>Logistics Middle East's January 2025 review tracks Gulf mega projects running through 2029, and behind every one sits a bench of engineering leadership that employers are still filling.</w:t>
+        <w:t>Gulf mega projects keep running through this decade, and behind every one sits a bench of engineering leadership that employers are still filling.</w:t>
       </w:r>
     </w:p>
     <w:p>
@@ -953,7 +953,7 @@
     </w:p>
     <w:p>
       <w:r>
-        <w:t>Taggd's 2026 GCC study reports nine in ten employers struggling to find qualified candidates, and engineering management roles combine two scarce profiles into one.</w:t>
+        <w:t>Across the Gulf, employers keep reporting shortages of qualified candidates, and engineering management roles combine two scarce profiles into one.</w:t>
       </w:r>
     </w:p>
     <w:p>
@@ -979,7 +979,7 @@
     </w:p>
     <w:p>
       <w:r>
-        <w:t>Finish on a live question from your engineering organization and graduate with a case your leadership has already seen.</w:t>
+        <w:t>Finish on a live question from your engineering organisation and graduate with a case your leadership has already seen.</w:t>
       </w:r>
     </w:p>
     <w:p>

--- a/landing-page/program-detail/girne-american-university/executive-mba/12-emba-in-engineering-management.docx
+++ b/landing-page/program-detail/girne-american-university/executive-mba/12-emba-in-engineering-management.docx
@@ -38,7 +38,7 @@
         <w:t xml:space="preserve">Meta Description: </w:t>
       </w:r>
       <w:r>
-        <w:t>12 to 18-month Executive MBA in Engineering Management from Girne American University. Online senior cohort, AED instalments. Enquire now.</w:t>
+        <w:t>12 to 18-month Executive MBA in Engineering Management from Girne American University. Online senior cohort, AED installments. Enquire now.</w:t>
       </w:r>
     </w:p>
     <w:p>
@@ -126,7 +126,7 @@
         <w:pStyle w:val="Heading2"/>
       </w:pPr>
       <w:r>
-        <w:t>Programme at a Glance</w:t>
+        <w:t>Program At A Glance</w:t>
       </w:r>
     </w:p>
     <w:tbl>
@@ -331,12 +331,12 @@
         <w:pStyle w:val="Heading2"/>
       </w:pPr>
       <w:r>
-        <w:t>Programme Overview</w:t>
+        <w:t>Program Overview</w:t>
       </w:r>
     </w:p>
     <w:p>
       <w:r>
-        <w:t>Engineering careers advance on technical excellence until, suddenly, they advance on everything else: commercial judgment, people leadership, and the ability to defend an investment case. This Executive MBA is built for that transition. The executive core covers strategy, finance, human capital, and operations, then the specialisation gets specific with Engineering Management and Engineering Optimisation and Technology Management, before the degree closes with a graduate research project.</w:t>
+        <w:t>Engineering careers advance on technical excellence until, suddenly, they advance on everything else: commercial judgment, people leadership, and the ability to defend an investment case. This Executive MBA is built for that transition. The executive core covers strategy, finance, human capital, and operations, then the specialization gets specific with Engineering Management and Engineering Optimisation and Technology Management, before the degree closes with a graduate research project.</w:t>
       </w:r>
     </w:p>
     <w:p>
@@ -349,7 +349,7 @@
         <w:pStyle w:val="Heading2"/>
       </w:pPr>
       <w:r>
-        <w:t>Why Choose This Programme</w:t>
+        <w:t>Why Choose This Program</w:t>
       </w:r>
     </w:p>
     <w:p>
@@ -370,7 +370,7 @@
         <w:rPr>
           <w:b/>
         </w:rPr>
-        <w:t>Named specialisation modules with optimisation in their title</w:t>
+        <w:t>Named specialization modules with optimisation in their title</w:t>
       </w:r>
     </w:p>
     <w:p>
@@ -383,12 +383,12 @@
         <w:rPr>
           <w:b/>
         </w:rPr>
-        <w:t>Eighteen months at the outside</w:t>
+        <w:t>18 months at the outside</w:t>
       </w:r>
     </w:p>
     <w:p>
       <w:r>
-        <w:t>Engineering leaders do not get sabbaticals. Twelve to eighteen months, executive-scheduled, is the version that survives project cycles.</w:t>
+        <w:t>Engineering leaders do not get sabbaticals. 12 to 18 months, executive-scheduled, is the version that survives project cycles.</w:t>
       </w:r>
     </w:p>
     <w:p>
@@ -409,12 +409,12 @@
         <w:rPr>
           <w:b/>
         </w:rPr>
-        <w:t>Instalments in dirhams</w:t>
+        <w:t>Installments in dirhams</w:t>
       </w:r>
     </w:p>
     <w:p>
       <w:r>
-        <w:t>Monthly AED payments, interest-free, agreed in writing before the programme starts.</w:t>
+        <w:t>Monthly AED payments, interest-free, agreed in writing before the program starts.</w:t>
       </w:r>
     </w:p>
     <w:p>
@@ -454,7 +454,7 @@
         <w:pStyle w:val="ListNumber"/>
       </w:pPr>
       <w:r>
-        <w:t>Lead engineering organisations with commercial command, not only technical authority</w:t>
+        <w:t>Lead engineering organizations with commercial command, not only technical authority</w:t>
       </w:r>
     </w:p>
     <w:p>
@@ -510,7 +510,7 @@
         <w:pStyle w:val="ListNumber"/>
       </w:pPr>
       <w:r>
-        <w:t>Present technical programmes in financial terms, because that is how they get funded</w:t>
+        <w:t>Present technical programs in financial terms, because that is how they get funded</w:t>
       </w:r>
     </w:p>
     <w:p>
@@ -606,7 +606,7 @@
         <w:pStyle w:val="Heading2"/>
       </w:pPr>
       <w:r>
-        <w:t>Programme Structure</w:t>
+        <w:t>Program Structure</w:t>
       </w:r>
     </w:p>
     <w:p>
@@ -616,7 +616,7 @@
     </w:p>
     <w:p>
       <w:r>
-        <w:t>Three movements: the executive core, the engineering management specialisation, and the graduate research project.</w:t>
+        <w:t>Three movements: the executive core, the engineering management specialization, and the graduate research project.</w:t>
       </w:r>
     </w:p>
     <w:p>
@@ -658,7 +658,7 @@
         <w:spacing w:before="200"/>
       </w:pPr>
       <w:r>
-        <w:t>Stage 2 · Engineering management specialisation</w:t>
+        <w:t>Stage 2 · Engineering management specialization</w:t>
       </w:r>
     </w:p>
     <w:p>
@@ -745,7 +745,7 @@
               <w:rPr>
                 <w:sz w:val="20"/>
               </w:rPr>
-              <w:t>One success coach from enrolment to graduation</w:t>
+              <w:t>One success coach from enrollment to graduation</w:t>
             </w:r>
           </w:p>
         </w:tc>
@@ -819,7 +819,7 @@
                 <w:b/>
                 <w:sz w:val="20"/>
               </w:rPr>
-              <w:t>Affordable instalments</w:t>
+              <w:t>Affordable installments</w:t>
             </w:r>
           </w:p>
         </w:tc>
@@ -890,7 +890,7 @@
               <w:rPr>
                 <w:sz w:val="20"/>
               </w:rPr>
-              <w:t>Enrolment done with you, one step at a time</w:t>
+              <w:t>Enrollment done with you, one step at a time</w:t>
             </w:r>
           </w:p>
         </w:tc>
@@ -961,7 +961,7 @@
         <w:rPr>
           <w:b/>
         </w:rPr>
-        <w:t>Eighteen months suits delivery calendars</w:t>
+        <w:t>18 months suits delivery calendars</w:t>
       </w:r>
     </w:p>
     <w:p>
@@ -979,7 +979,7 @@
     </w:p>
     <w:p>
       <w:r>
-        <w:t>Finish on a live question from your engineering organisation and graduate with a case your leadership has already seen.</w:t>
+        <w:t>Finish on a live question from your engineering organization and graduate with a case your leadership has already seen.</w:t>
       </w:r>
     </w:p>
     <w:p>
@@ -1070,7 +1070,7 @@
                 <w:b/>
                 <w:sz w:val="20"/>
               </w:rPr>
-              <w:t>Monthly Instalments</w:t>
+              <w:t>Monthly Installments</w:t>
             </w:r>
           </w:p>
         </w:tc>
@@ -1155,7 +1155,7 @@
         <w:t xml:space="preserve">Request the fee structure: </w:t>
       </w:r>
       <w:r>
-        <w:t>Fees depend on the intake and your admission profile, so no fixed figure sits here. Admissions sends the personal breakdown in writing, free and without obligation. Across our Master's programmes, totals usually land between AED 16,000 and 40,000.</w:t>
+        <w:t>Fees depend on the intake and your admission profile, so no fixed figure sits here. Admissions sends the personal breakdown in writing, free and without obligation. Across our Master's programs, totals usually land between AED 16,000 and 40,000.</w:t>
       </w:r>
     </w:p>
     <w:sectPr>
